--- a/motivation_TORRENTI_Sylvain.docx
+++ b/motivation_TORRENTI_Sylvain.docx
@@ -53,7 +53,7 @@
           <w:szCs w:val="20"/>
           <w:lang w:eastAsia="fr-FR"/>
         </w:rPr>
-        <w:t>01</w:t>
+        <w:t>04</w:t>
       </w:r>
       <w:r>
         <w:rPr>
@@ -73,17 +73,17 @@
           <w:szCs w:val="20"/>
           <w:lang w:eastAsia="fr-FR"/>
         </w:rPr>
-        <w:t>0</w:t>
-      </w:r>
-      <w:r>
-        <w:rPr>
-          <w:rFonts w:ascii="Calibri" w:eastAsia="Times New Roman" w:hAnsi="Calibri" w:cs="Calibri"/>
-          <w:color w:val="222222"/>
-          <w:sz w:val="20"/>
-          <w:szCs w:val="20"/>
-          <w:lang w:eastAsia="fr-FR"/>
-        </w:rPr>
-        <w:t>9</w:t>
+        <w:t>1</w:t>
+      </w:r>
+      <w:r>
+        <w:rPr>
+          <w:rFonts w:ascii="Calibri" w:eastAsia="Times New Roman" w:hAnsi="Calibri" w:cs="Calibri"/>
+          <w:color w:val="222222"/>
+          <w:sz w:val="20"/>
+          <w:szCs w:val="20"/>
+          <w:lang w:eastAsia="fr-FR"/>
+        </w:rPr>
+        <w:t>1</w:t>
       </w:r>
       <w:r>
         <w:rPr>
@@ -210,23 +210,7 @@
           <w:sz w:val="20"/>
           <w:szCs w:val="20"/>
         </w:rPr>
-        <w:t xml:space="preserve">4 </w:t>
-      </w:r>
-      <w:proofErr w:type="gramStart"/>
-      <w:r>
-        <w:rPr>
-          <w:sz w:val="20"/>
-          <w:szCs w:val="20"/>
-        </w:rPr>
-        <w:t>groupe</w:t>
-      </w:r>
-      <w:proofErr w:type="gramEnd"/>
-      <w:r>
-        <w:rPr>
-          <w:sz w:val="20"/>
-          <w:szCs w:val="20"/>
-        </w:rPr>
-        <w:t xml:space="preserve"> Provence</w:t>
+        <w:t>4 groupe Provence</w:t>
       </w:r>
     </w:p>
     <w:p>
@@ -294,27 +278,15 @@
           <w:lang w:eastAsia="fr-FR"/>
         </w:rPr>
       </w:pPr>
-      <w:proofErr w:type="gramStart"/>
-      <w:r>
-        <w:rPr>
-          <w:rFonts w:ascii="Calibri" w:eastAsia="Times New Roman" w:hAnsi="Calibri" w:cs="Calibri"/>
-          <w:color w:val="222222"/>
-          <w:sz w:val="20"/>
-          <w:szCs w:val="20"/>
-          <w:lang w:eastAsia="fr-FR"/>
-        </w:rPr>
-        <w:t>Email</w:t>
-      </w:r>
-      <w:proofErr w:type="gramEnd"/>
-      <w:r>
-        <w:rPr>
-          <w:rFonts w:ascii="Calibri" w:eastAsia="Times New Roman" w:hAnsi="Calibri" w:cs="Calibri"/>
-          <w:color w:val="222222"/>
-          <w:sz w:val="20"/>
-          <w:szCs w:val="20"/>
-          <w:lang w:eastAsia="fr-FR"/>
-        </w:rPr>
-        <w:t xml:space="preserve">. : </w:t>
+      <w:r>
+        <w:rPr>
+          <w:rFonts w:ascii="Calibri" w:eastAsia="Times New Roman" w:hAnsi="Calibri" w:cs="Calibri"/>
+          <w:color w:val="222222"/>
+          <w:sz w:val="20"/>
+          <w:szCs w:val="20"/>
+          <w:lang w:eastAsia="fr-FR"/>
+        </w:rPr>
+        <w:t xml:space="preserve">Email. : </w:t>
       </w:r>
       <w:r>
         <w:rPr>
@@ -1191,6 +1163,42 @@
           <w:lang w:eastAsia="en-GB"/>
         </w:rPr>
         <w:t>Je vous laisse le soin de découvrir mon parcours dans mon CV joint et vous propose de convenir d’un prochain échange afin de faire plus amplement connaissance et vous expliquer en détails mes motivations.</w:t>
+      </w:r>
+    </w:p>
+    <w:p>
+      <w:pPr>
+        <w:shd w:val="clear" w:color="auto" w:fill="FFFFFF"/>
+        <w:spacing w:after="0" w:line="240" w:lineRule="auto"/>
+        <w:rPr>
+          <w:rFonts w:ascii="Arial" w:eastAsia="Times New Roman" w:hAnsi="Arial" w:cs="Arial"/>
+          <w:color w:val="222222"/>
+          <w:sz w:val="20"/>
+          <w:szCs w:val="20"/>
+          <w:lang w:eastAsia="en-GB"/>
+        </w:rPr>
+      </w:pPr>
+    </w:p>
+    <w:p>
+      <w:pPr>
+        <w:shd w:val="clear" w:color="auto" w:fill="FFFFFF"/>
+        <w:spacing w:after="0" w:line="240" w:lineRule="auto"/>
+        <w:rPr>
+          <w:rFonts w:ascii="Arial" w:eastAsia="Times New Roman" w:hAnsi="Arial" w:cs="Arial"/>
+          <w:color w:val="222222"/>
+          <w:sz w:val="20"/>
+          <w:szCs w:val="20"/>
+          <w:lang w:eastAsia="en-GB"/>
+        </w:rPr>
+      </w:pPr>
+      <w:r>
+        <w:rPr>
+          <w:rFonts w:ascii="Arial" w:eastAsia="Times New Roman" w:hAnsi="Arial" w:cs="Arial"/>
+          <w:color w:val="222222"/>
+          <w:sz w:val="20"/>
+          <w:szCs w:val="20"/>
+          <w:lang w:eastAsia="en-GB"/>
+        </w:rPr>
+        <w:t xml:space="preserve">Je suis titulaire d’une RQTH (qui ne nécessite aucun aménagement) et à ce titre je peux obtenir un contrat d’apprentissage concernant l’alternance. </w:t>
       </w:r>
     </w:p>
     <w:p>

--- a/motivation_TORRENTI_Sylvain.docx
+++ b/motivation_TORRENTI_Sylvain.docx
@@ -1,6 +1,6 @@
 
 <file path=word/document.xml><?xml version="1.0" encoding="utf-8"?>
-<w:document xmlns:wpc="http://schemas.microsoft.com/office/word/2010/wordprocessingCanvas" xmlns:cx="http://schemas.microsoft.com/office/drawing/2014/chartex" xmlns:cx1="http://schemas.microsoft.com/office/drawing/2015/9/8/chartex" xmlns:cx2="http://schemas.microsoft.com/office/drawing/2015/10/21/chartex" xmlns:cx3="http://schemas.microsoft.com/office/drawing/2016/5/9/chartex" xmlns:cx4="http://schemas.microsoft.com/office/drawing/2016/5/10/chartex" xmlns:cx5="http://schemas.microsoft.com/office/drawing/2016/5/11/chartex" xmlns:cx6="http://schemas.microsoft.com/office/drawing/2016/5/12/chartex" xmlns:cx7="http://schemas.microsoft.com/office/drawing/2016/5/13/chartex" xmlns:cx8="http://schemas.microsoft.com/office/drawing/2016/5/14/chartex" xmlns:mc="http://schemas.openxmlformats.org/markup-compatibility/2006" xmlns:aink="http://schemas.microsoft.com/office/drawing/2016/ink" xmlns:am3d="http://schemas.microsoft.com/office/drawing/2017/model3d" xmlns:o="urn:schemas-microsoft-com:office:office" xmlns:oel="http://schemas.microsoft.com/office/2019/extlst" xmlns:r="http://schemas.openxmlformats.org/officeDocument/2006/relationships" xmlns:m="http://schemas.openxmlformats.org/officeDocument/2006/math" xmlns:v="urn:schemas-microsoft-com:vml" xmlns:wp14="http://schemas.microsoft.com/office/word/2010/wordprocessingDrawing" xmlns:wp="http://schemas.openxmlformats.org/drawingml/2006/wordprocessingDrawing" xmlns:w10="urn:schemas-microsoft-com:office:word" xmlns:w="http://schemas.openxmlformats.org/wordprocessingml/2006/main" xmlns:w14="http://schemas.microsoft.com/office/word/2010/wordml" xmlns:w15="http://schemas.microsoft.com/office/word/2012/wordml" xmlns:w16cex="http://schemas.microsoft.com/office/word/2018/wordml/cex" xmlns:w16cid="http://schemas.microsoft.com/office/word/2016/wordml/cid" xmlns:w16="http://schemas.microsoft.com/office/word/2018/wordml" xmlns:w16du="http://schemas.microsoft.com/office/word/2023/wordml/word16du" xmlns:w16sdtdh="http://schemas.microsoft.com/office/word/2020/wordml/sdtdatahash" xmlns:w16se="http://schemas.microsoft.com/office/word/2015/wordml/symex" xmlns:wpg="http://schemas.microsoft.com/office/word/2010/wordprocessingGroup" xmlns:wpi="http://schemas.microsoft.com/office/word/2010/wordprocessingInk" xmlns:wne="http://schemas.microsoft.com/office/word/2006/wordml" xmlns:wps="http://schemas.microsoft.com/office/word/2010/wordprocessingShape" mc:Ignorable="w14 w15 w16se w16cid w16 w16cex w16sdtdh w16du wp14">
+<w:document xmlns:wpc="http://schemas.microsoft.com/office/word/2010/wordprocessingCanvas" xmlns:cx="http://schemas.microsoft.com/office/drawing/2014/chartex" xmlns:cx1="http://schemas.microsoft.com/office/drawing/2015/9/8/chartex" xmlns:cx2="http://schemas.microsoft.com/office/drawing/2015/10/21/chartex" xmlns:cx3="http://schemas.microsoft.com/office/drawing/2016/5/9/chartex" xmlns:cx4="http://schemas.microsoft.com/office/drawing/2016/5/10/chartex" xmlns:cx5="http://schemas.microsoft.com/office/drawing/2016/5/11/chartex" xmlns:cx6="http://schemas.microsoft.com/office/drawing/2016/5/12/chartex" xmlns:cx7="http://schemas.microsoft.com/office/drawing/2016/5/13/chartex" xmlns:cx8="http://schemas.microsoft.com/office/drawing/2016/5/14/chartex" xmlns:mc="http://schemas.openxmlformats.org/markup-compatibility/2006" xmlns:aink="http://schemas.microsoft.com/office/drawing/2016/ink" xmlns:am3d="http://schemas.microsoft.com/office/drawing/2017/model3d" xmlns:o="urn:schemas-microsoft-com:office:office" xmlns:oel="http://schemas.microsoft.com/office/2019/extlst" xmlns:r="http://schemas.openxmlformats.org/officeDocument/2006/relationships" xmlns:m="http://schemas.openxmlformats.org/officeDocument/2006/math" xmlns:v="urn:schemas-microsoft-com:vml" xmlns:wp14="http://schemas.microsoft.com/office/word/2010/wordprocessingDrawing" xmlns:wp="http://schemas.openxmlformats.org/drawingml/2006/wordprocessingDrawing" xmlns:w10="urn:schemas-microsoft-com:office:word" xmlns:w="http://schemas.openxmlformats.org/wordprocessingml/2006/main" xmlns:w14="http://schemas.microsoft.com/office/word/2010/wordml" xmlns:w15="http://schemas.microsoft.com/office/word/2012/wordml" xmlns:w16cex="http://schemas.microsoft.com/office/word/2018/wordml/cex" xmlns:w16cid="http://schemas.microsoft.com/office/word/2016/wordml/cid" xmlns:w16="http://schemas.microsoft.com/office/word/2018/wordml" xmlns:w16du="http://schemas.microsoft.com/office/word/2023/wordml/word16du" xmlns:w16sdtdh="http://schemas.microsoft.com/office/word/2020/wordml/sdtdatahash" xmlns:w16sdtfl="http://schemas.microsoft.com/office/word/2024/wordml/sdtformatlock" xmlns:w16se="http://schemas.microsoft.com/office/word/2015/wordml/symex" xmlns:wpg="http://schemas.microsoft.com/office/word/2010/wordprocessingGroup" xmlns:wpi="http://schemas.microsoft.com/office/word/2010/wordprocessingInk" xmlns:wne="http://schemas.microsoft.com/office/word/2006/wordml" xmlns:wps="http://schemas.microsoft.com/office/word/2010/wordprocessingShape" mc:Ignorable="w14 w15 w16se w16cid w16 w16cex w16sdtdh w16sdtfl w16du wp14">
   <w:body>
     <w:p>
       <w:pPr>
@@ -53,7 +53,17 @@
           <w:szCs w:val="20"/>
           <w:lang w:eastAsia="fr-FR"/>
         </w:rPr>
-        <w:t>04</w:t>
+        <w:t>0</w:t>
+      </w:r>
+      <w:r>
+        <w:rPr>
+          <w:rFonts w:ascii="Calibri" w:eastAsia="Times New Roman" w:hAnsi="Calibri" w:cs="Calibri"/>
+          <w:color w:val="222222"/>
+          <w:sz w:val="20"/>
+          <w:szCs w:val="20"/>
+          <w:lang w:eastAsia="fr-FR"/>
+        </w:rPr>
+        <w:t>6</w:t>
       </w:r>
       <w:r>
         <w:rPr>
@@ -73,17 +83,7 @@
           <w:szCs w:val="20"/>
           <w:lang w:eastAsia="fr-FR"/>
         </w:rPr>
-        <w:t>1</w:t>
-      </w:r>
-      <w:r>
-        <w:rPr>
-          <w:rFonts w:ascii="Calibri" w:eastAsia="Times New Roman" w:hAnsi="Calibri" w:cs="Calibri"/>
-          <w:color w:val="222222"/>
-          <w:sz w:val="20"/>
-          <w:szCs w:val="20"/>
-          <w:lang w:eastAsia="fr-FR"/>
-        </w:rPr>
-        <w:t>1</w:t>
+        <w:t>05</w:t>
       </w:r>
       <w:r>
         <w:rPr>
@@ -103,7 +103,7 @@
           <w:szCs w:val="20"/>
           <w:lang w:eastAsia="fr-FR"/>
         </w:rPr>
-        <w:t>4</w:t>
+        <w:t>5</w:t>
       </w:r>
     </w:p>
     <w:p>
@@ -210,7 +210,23 @@
           <w:sz w:val="20"/>
           <w:szCs w:val="20"/>
         </w:rPr>
-        <w:t>4 groupe Provence</w:t>
+        <w:t xml:space="preserve">4 </w:t>
+      </w:r>
+      <w:proofErr w:type="gramStart"/>
+      <w:r>
+        <w:rPr>
+          <w:sz w:val="20"/>
+          <w:szCs w:val="20"/>
+        </w:rPr>
+        <w:t>groupe</w:t>
+      </w:r>
+      <w:proofErr w:type="gramEnd"/>
+      <w:r>
+        <w:rPr>
+          <w:sz w:val="20"/>
+          <w:szCs w:val="20"/>
+        </w:rPr>
+        <w:t xml:space="preserve"> Provence</w:t>
       </w:r>
     </w:p>
     <w:p>
@@ -278,15 +294,27 @@
           <w:lang w:eastAsia="fr-FR"/>
         </w:rPr>
       </w:pPr>
-      <w:r>
-        <w:rPr>
-          <w:rFonts w:ascii="Calibri" w:eastAsia="Times New Roman" w:hAnsi="Calibri" w:cs="Calibri"/>
-          <w:color w:val="222222"/>
-          <w:sz w:val="20"/>
-          <w:szCs w:val="20"/>
-          <w:lang w:eastAsia="fr-FR"/>
-        </w:rPr>
-        <w:t xml:space="preserve">Email. : </w:t>
+      <w:proofErr w:type="gramStart"/>
+      <w:r>
+        <w:rPr>
+          <w:rFonts w:ascii="Calibri" w:eastAsia="Times New Roman" w:hAnsi="Calibri" w:cs="Calibri"/>
+          <w:color w:val="222222"/>
+          <w:sz w:val="20"/>
+          <w:szCs w:val="20"/>
+          <w:lang w:eastAsia="fr-FR"/>
+        </w:rPr>
+        <w:t>Email</w:t>
+      </w:r>
+      <w:proofErr w:type="gramEnd"/>
+      <w:r>
+        <w:rPr>
+          <w:rFonts w:ascii="Calibri" w:eastAsia="Times New Roman" w:hAnsi="Calibri" w:cs="Calibri"/>
+          <w:color w:val="222222"/>
+          <w:sz w:val="20"/>
+          <w:szCs w:val="20"/>
+          <w:lang w:eastAsia="fr-FR"/>
+        </w:rPr>
+        <w:t xml:space="preserve">. : </w:t>
       </w:r>
       <w:r>
         <w:rPr>
@@ -425,7 +453,7 @@
           <w:szCs w:val="20"/>
           <w:lang w:eastAsia="fr-FR"/>
         </w:rPr>
-        <w:t>alternance concernant une licence en informatique (RNCP24514)</w:t>
+        <w:t xml:space="preserve">alternance concernant une </w:t>
       </w:r>
       <w:r>
         <w:rPr>
@@ -437,834 +465,45 @@
           <w:szCs w:val="20"/>
           <w:lang w:eastAsia="fr-FR"/>
         </w:rPr>
-        <w:t>.</w:t>
-      </w:r>
-    </w:p>
-    <w:p>
-      <w:pPr>
-        <w:shd w:val="clear" w:color="auto" w:fill="FFFFFF"/>
-        <w:spacing w:after="0" w:line="240" w:lineRule="atLeast"/>
-        <w:rPr>
-          <w:rFonts w:ascii="Calibri" w:eastAsia="Times New Roman" w:hAnsi="Calibri" w:cs="Calibri"/>
-          <w:color w:val="222222"/>
-          <w:sz w:val="20"/>
-          <w:szCs w:val="20"/>
-          <w:lang w:eastAsia="fr-FR"/>
-        </w:rPr>
-      </w:pPr>
-    </w:p>
-    <w:p>
-      <w:pPr>
-        <w:shd w:val="clear" w:color="auto" w:fill="FFFFFF"/>
-        <w:spacing w:after="0" w:line="240" w:lineRule="atLeast"/>
-        <w:rPr>
-          <w:rFonts w:ascii="Arial" w:eastAsia="Times New Roman" w:hAnsi="Arial" w:cs="Arial"/>
-          <w:color w:val="222222"/>
-          <w:sz w:val="20"/>
-          <w:szCs w:val="20"/>
-          <w:lang w:eastAsia="fr-FR"/>
-        </w:rPr>
-      </w:pPr>
-      <w:r>
-        <w:rPr>
-          <w:rFonts w:ascii="Arial" w:eastAsia="Times New Roman" w:hAnsi="Arial" w:cs="Arial"/>
-          <w:color w:val="222222"/>
-          <w:sz w:val="20"/>
-          <w:szCs w:val="20"/>
-          <w:lang w:eastAsia="fr-FR"/>
-        </w:rPr>
-        <w:t xml:space="preserve">Madame, </w:t>
-      </w:r>
-      <w:r>
-        <w:rPr>
-          <w:rFonts w:ascii="Arial" w:eastAsia="Times New Roman" w:hAnsi="Arial" w:cs="Arial"/>
-          <w:color w:val="222222"/>
-          <w:sz w:val="20"/>
-          <w:szCs w:val="20"/>
-          <w:lang w:eastAsia="fr-FR"/>
-        </w:rPr>
-        <w:t>Monsieur,</w:t>
-      </w:r>
-    </w:p>
-    <w:p>
-      <w:pPr>
-        <w:shd w:val="clear" w:color="auto" w:fill="FFFFFF"/>
-        <w:spacing w:after="0" w:line="240" w:lineRule="atLeast"/>
-        <w:rPr>
-          <w:rFonts w:ascii="Calibri" w:eastAsia="Times New Roman" w:hAnsi="Calibri" w:cs="Calibri"/>
-          <w:color w:val="222222"/>
-          <w:sz w:val="20"/>
-          <w:szCs w:val="20"/>
-          <w:lang w:eastAsia="fr-FR"/>
-        </w:rPr>
-      </w:pPr>
-      <w:r>
-        <w:rPr>
-          <w:rFonts w:ascii="Calibri" w:eastAsia="Times New Roman" w:hAnsi="Calibri" w:cs="Calibri"/>
-          <w:color w:val="222222"/>
-          <w:sz w:val="20"/>
-          <w:szCs w:val="20"/>
-          <w:lang w:eastAsia="fr-FR"/>
-        </w:rPr>
-        <w:t> </w:t>
-      </w:r>
-    </w:p>
-    <w:p>
-      <w:pPr>
-        <w:shd w:val="clear" w:color="auto" w:fill="FFFFFF"/>
-        <w:spacing w:after="0" w:line="240" w:lineRule="auto"/>
-        <w:rPr>
-          <w:rFonts w:ascii="Arial" w:eastAsia="Times New Roman" w:hAnsi="Arial" w:cs="Arial"/>
-          <w:color w:val="222222"/>
-          <w:sz w:val="20"/>
-          <w:szCs w:val="20"/>
-          <w:lang w:eastAsia="en-GB"/>
-        </w:rPr>
-      </w:pPr>
-      <w:r>
-        <w:rPr>
-          <w:rFonts w:ascii="Arial" w:eastAsia="Times New Roman" w:hAnsi="Arial" w:cs="Arial"/>
-          <w:color w:val="222222"/>
-          <w:sz w:val="20"/>
-          <w:szCs w:val="20"/>
-          <w:lang w:eastAsia="en-GB"/>
-        </w:rPr>
-        <w:t>C’est avec un fort intérêt que je porte à votre attention ma candidature spontanée pour</w:t>
-      </w:r>
-      <w:r>
-        <w:rPr>
-          <w:rFonts w:ascii="Arial" w:eastAsia="Times New Roman" w:hAnsi="Arial" w:cs="Arial"/>
-          <w:color w:val="222222"/>
-          <w:sz w:val="20"/>
-          <w:szCs w:val="20"/>
-          <w:lang w:eastAsia="fr-FR"/>
-        </w:rPr>
-        <w:t xml:space="preserve"> une alternance concernant une licence en informatique (</w:t>
+        <w:t xml:space="preserve">formation </w:t>
+      </w:r>
+      <w:r>
+        <w:rPr>
+          <w:rFonts w:ascii="Calibri" w:eastAsia="Times New Roman" w:hAnsi="Calibri" w:cs="Calibri"/>
+          <w:b/>
+          <w:bCs/>
+          <w:color w:val="222222"/>
+          <w:sz w:val="20"/>
+          <w:szCs w:val="20"/>
+          <w:lang w:eastAsia="fr-FR"/>
+        </w:rPr>
+        <w:t>C3I (</w:t>
       </w:r>
       <w:hyperlink r:id="rId4" w:history="1">
         <w:r>
           <w:rPr>
             <w:rStyle w:val="Lienhypertexte"/>
-            <w:rFonts w:ascii="Arial" w:eastAsia="Times New Roman" w:hAnsi="Arial" w:cs="Arial"/>
+            <w:rFonts w:ascii="Calibri" w:eastAsia="Times New Roman" w:hAnsi="Calibri" w:cs="Calibri"/>
+            <w:b/>
+            <w:bCs/>
             <w:sz w:val="20"/>
             <w:szCs w:val="20"/>
             <w:lang w:eastAsia="fr-FR"/>
           </w:rPr>
-          <w:t>RNCP24514</w:t>
-        </w:r>
-      </w:hyperlink>
-      <w:r>
-        <w:rPr>
-          <w:rFonts w:ascii="Arial" w:eastAsia="Times New Roman" w:hAnsi="Arial" w:cs="Arial"/>
-          <w:color w:val="222222"/>
-          <w:sz w:val="20"/>
-          <w:szCs w:val="20"/>
-          <w:lang w:eastAsia="fr-FR"/>
-        </w:rPr>
-        <w:t>)</w:t>
-      </w:r>
-      <w:r>
-        <w:rPr>
-          <w:rFonts w:ascii="Arial" w:eastAsia="Times New Roman" w:hAnsi="Arial" w:cs="Arial"/>
-          <w:color w:val="222222"/>
-          <w:sz w:val="20"/>
-          <w:szCs w:val="20"/>
-          <w:lang w:eastAsia="fr-FR"/>
-        </w:rPr>
-        <w:t xml:space="preserve"> qui se déroulera du 23/09/2024 au 22/08/202</w:t>
-      </w:r>
-      <w:r>
-        <w:rPr>
-          <w:rFonts w:ascii="Arial" w:eastAsia="Times New Roman" w:hAnsi="Arial" w:cs="Arial"/>
-          <w:color w:val="222222"/>
-          <w:sz w:val="20"/>
-          <w:szCs w:val="20"/>
-          <w:lang w:eastAsia="fr-FR"/>
-        </w:rPr>
-        <w:t>5</w:t>
-      </w:r>
-      <w:r>
-        <w:rPr>
-          <w:rFonts w:ascii="Arial" w:eastAsia="Times New Roman" w:hAnsi="Arial" w:cs="Arial"/>
-          <w:color w:val="222222"/>
-          <w:sz w:val="20"/>
-          <w:szCs w:val="20"/>
-          <w:lang w:eastAsia="fr-FR"/>
-        </w:rPr>
-        <w:t xml:space="preserve"> je souhaite ensuite </w:t>
-      </w:r>
-      <w:r>
-        <w:rPr>
-          <w:rFonts w:ascii="Arial" w:eastAsia="Times New Roman" w:hAnsi="Arial" w:cs="Arial"/>
-          <w:color w:val="222222"/>
-          <w:sz w:val="20"/>
-          <w:szCs w:val="20"/>
-          <w:lang w:eastAsia="fr-FR"/>
-        </w:rPr>
-        <w:t>continuer</w:t>
-      </w:r>
-      <w:r>
-        <w:rPr>
-          <w:rFonts w:ascii="Arial" w:eastAsia="Times New Roman" w:hAnsi="Arial" w:cs="Arial"/>
-          <w:color w:val="222222"/>
-          <w:sz w:val="20"/>
-          <w:szCs w:val="20"/>
-          <w:lang w:eastAsia="fr-FR"/>
-        </w:rPr>
-        <w:t xml:space="preserve"> avec la </w:t>
-      </w:r>
-      <w:r>
-        <w:rPr>
-          <w:rFonts w:ascii="Arial" w:eastAsia="Times New Roman" w:hAnsi="Arial" w:cs="Arial"/>
-          <w:color w:val="222222"/>
-          <w:sz w:val="20"/>
-          <w:szCs w:val="20"/>
-          <w:lang w:eastAsia="en-GB"/>
-        </w:rPr>
-        <w:t>C3I (</w:t>
-      </w:r>
-      <w:hyperlink r:id="rId5" w:history="1">
-        <w:r>
-          <w:rPr>
-            <w:rStyle w:val="Lienhypertexte"/>
-            <w:rFonts w:ascii="Arial" w:eastAsia="Times New Roman" w:hAnsi="Arial" w:cs="Arial"/>
-            <w:sz w:val="20"/>
-            <w:szCs w:val="20"/>
-            <w:lang w:eastAsia="en-GB"/>
-          </w:rPr>
           <w:t>RNCP38461</w:t>
         </w:r>
       </w:hyperlink>
       <w:r>
         <w:rPr>
-          <w:rFonts w:ascii="Arial" w:eastAsia="Times New Roman" w:hAnsi="Arial" w:cs="Arial"/>
-          <w:color w:val="222222"/>
-          <w:sz w:val="20"/>
-          <w:szCs w:val="20"/>
-          <w:lang w:eastAsia="en-GB"/>
-        </w:rPr>
-        <w:t>) qui se déroulera dans le même organisme de formation.</w:t>
-      </w:r>
-      <w:r>
-        <w:rPr>
-          <w:rFonts w:ascii="Arial" w:eastAsia="Times New Roman" w:hAnsi="Arial" w:cs="Arial"/>
-          <w:color w:val="222222"/>
-          <w:sz w:val="20"/>
-          <w:szCs w:val="20"/>
-          <w:lang w:eastAsia="en-GB"/>
-        </w:rPr>
-        <w:t> </w:t>
-      </w:r>
-      <w:r>
-        <w:rPr>
-          <w:rFonts w:ascii="Arial" w:eastAsia="Times New Roman" w:hAnsi="Arial" w:cs="Arial"/>
-          <w:color w:val="222222"/>
-          <w:sz w:val="20"/>
-          <w:szCs w:val="20"/>
-          <w:lang w:eastAsia="en-GB"/>
-        </w:rPr>
-        <w:t xml:space="preserve">Durant cette formation, le rythme sera </w:t>
-      </w:r>
-      <w:r>
-        <w:rPr>
-          <w:rFonts w:ascii="Arial" w:eastAsia="Times New Roman" w:hAnsi="Arial" w:cs="Arial"/>
-          <w:color w:val="222222"/>
-          <w:sz w:val="20"/>
-          <w:szCs w:val="20"/>
-          <w:lang w:eastAsia="en-GB"/>
-        </w:rPr>
-        <w:t>d’une</w:t>
-      </w:r>
-      <w:r>
-        <w:rPr>
-          <w:rFonts w:ascii="Arial" w:eastAsia="Times New Roman" w:hAnsi="Arial" w:cs="Arial"/>
-          <w:color w:val="222222"/>
-          <w:sz w:val="20"/>
-          <w:szCs w:val="20"/>
-          <w:lang w:eastAsia="en-GB"/>
-        </w:rPr>
-        <w:t xml:space="preserve"> semaine en formation et </w:t>
-      </w:r>
-      <w:r>
-        <w:rPr>
-          <w:rFonts w:ascii="Arial" w:eastAsia="Times New Roman" w:hAnsi="Arial" w:cs="Arial"/>
-          <w:color w:val="222222"/>
-          <w:sz w:val="20"/>
-          <w:szCs w:val="20"/>
-          <w:lang w:eastAsia="en-GB"/>
-        </w:rPr>
-        <w:t>trois</w:t>
-      </w:r>
-      <w:r>
-        <w:rPr>
-          <w:rFonts w:ascii="Arial" w:eastAsia="Times New Roman" w:hAnsi="Arial" w:cs="Arial"/>
-          <w:color w:val="222222"/>
-          <w:sz w:val="20"/>
-          <w:szCs w:val="20"/>
-          <w:lang w:eastAsia="en-GB"/>
-        </w:rPr>
-        <w:t xml:space="preserve"> semaines en entreprise. Elle se déroulera au sein de l’organisme OFA AMIO qui se situe dans la ville de Millau (12).</w:t>
-      </w:r>
-    </w:p>
-    <w:p>
-      <w:pPr>
-        <w:shd w:val="clear" w:color="auto" w:fill="FFFFFF"/>
-        <w:spacing w:after="0" w:line="240" w:lineRule="auto"/>
-        <w:rPr>
-          <w:rFonts w:ascii="Arial" w:eastAsia="Times New Roman" w:hAnsi="Arial" w:cs="Arial"/>
-          <w:color w:val="222222"/>
-          <w:sz w:val="20"/>
-          <w:szCs w:val="20"/>
-          <w:lang w:eastAsia="en-GB"/>
-        </w:rPr>
-      </w:pPr>
-    </w:p>
-    <w:p>
-      <w:pPr>
-        <w:shd w:val="clear" w:color="auto" w:fill="FFFFFF"/>
-        <w:spacing w:after="0" w:line="240" w:lineRule="auto"/>
-        <w:rPr>
-          <w:rFonts w:ascii="Arial" w:eastAsia="Times New Roman" w:hAnsi="Arial" w:cs="Arial"/>
-          <w:color w:val="222222"/>
-          <w:sz w:val="20"/>
-          <w:szCs w:val="20"/>
-          <w:lang w:eastAsia="en-GB"/>
-        </w:rPr>
-      </w:pPr>
-      <w:r>
-        <w:rPr>
-          <w:rFonts w:ascii="Arial" w:eastAsia="Times New Roman" w:hAnsi="Arial" w:cs="Arial"/>
-          <w:color w:val="222222"/>
-          <w:sz w:val="20"/>
-          <w:szCs w:val="20"/>
-          <w:lang w:eastAsia="en-GB"/>
-        </w:rPr>
-        <w:t>J’ai obtenu le titre de CDA (Concepteur Développeur d’Applications BAC +</w:t>
-      </w:r>
-      <w:r>
-        <w:rPr>
-          <w:rFonts w:ascii="Arial" w:eastAsia="Times New Roman" w:hAnsi="Arial" w:cs="Arial"/>
-          <w:color w:val="222222"/>
-          <w:sz w:val="20"/>
-          <w:szCs w:val="20"/>
-          <w:lang w:eastAsia="en-GB"/>
-        </w:rPr>
-        <w:t>3</w:t>
-      </w:r>
-      <w:r>
-        <w:rPr>
-          <w:rFonts w:ascii="Arial" w:eastAsia="Times New Roman" w:hAnsi="Arial" w:cs="Arial"/>
-          <w:color w:val="222222"/>
-          <w:sz w:val="20"/>
-          <w:szCs w:val="20"/>
-          <w:lang w:eastAsia="en-GB"/>
-        </w:rPr>
-        <w:t xml:space="preserve">) </w:t>
-      </w:r>
-      <w:r>
-        <w:rPr>
-          <w:rFonts w:ascii="Arial" w:eastAsia="Times New Roman" w:hAnsi="Arial" w:cs="Arial"/>
-          <w:color w:val="222222"/>
-          <w:sz w:val="20"/>
-          <w:szCs w:val="20"/>
-          <w:lang w:eastAsia="en-GB"/>
-        </w:rPr>
-        <w:t>en mai 2024.</w:t>
-      </w:r>
-      <w:r>
-        <w:rPr>
-          <w:rFonts w:ascii="Arial" w:eastAsia="Times New Roman" w:hAnsi="Arial" w:cs="Arial"/>
-          <w:sz w:val="20"/>
-          <w:szCs w:val="20"/>
-          <w:lang w:eastAsia="en-GB"/>
-        </w:rPr>
-        <w:t xml:space="preserve"> </w:t>
-      </w:r>
-    </w:p>
-    <w:p>
-      <w:pPr>
-        <w:shd w:val="clear" w:color="auto" w:fill="FFFFFF"/>
-        <w:spacing w:after="0" w:line="240" w:lineRule="auto"/>
-        <w:rPr>
-          <w:rFonts w:ascii="Arial" w:eastAsia="Times New Roman" w:hAnsi="Arial" w:cs="Arial"/>
-          <w:color w:val="222222"/>
-          <w:sz w:val="20"/>
-          <w:szCs w:val="20"/>
-          <w:lang w:eastAsia="en-GB"/>
-        </w:rPr>
-      </w:pPr>
-    </w:p>
-    <w:p>
-      <w:pPr>
-        <w:shd w:val="clear" w:color="auto" w:fill="FFFFFF"/>
-        <w:spacing w:after="0" w:line="240" w:lineRule="auto"/>
-        <w:rPr>
-          <w:rFonts w:ascii="Arial" w:eastAsia="Times New Roman" w:hAnsi="Arial" w:cs="Arial"/>
-          <w:color w:val="222222"/>
-          <w:sz w:val="20"/>
-          <w:szCs w:val="20"/>
-          <w:lang w:eastAsia="en-GB"/>
-        </w:rPr>
-      </w:pPr>
-      <w:r>
-        <w:rPr>
-          <w:rFonts w:ascii="Arial" w:eastAsia="Times New Roman" w:hAnsi="Arial" w:cs="Arial"/>
-          <w:color w:val="222222"/>
-          <w:sz w:val="20"/>
-          <w:szCs w:val="20"/>
-          <w:lang w:eastAsia="en-GB"/>
-        </w:rPr>
-        <w:t>Au cours de mes formations précédentes, j’ai pu acquérir des connaissances et savoir-faire dans le développement d’applications en utilisant différents langages, Framework et outils de gestion de projets. </w:t>
-      </w:r>
-    </w:p>
-    <w:p>
-      <w:pPr>
-        <w:shd w:val="clear" w:color="auto" w:fill="FFFFFF"/>
-        <w:spacing w:after="0" w:line="240" w:lineRule="auto"/>
-        <w:rPr>
-          <w:rFonts w:ascii="Arial" w:eastAsia="Times New Roman" w:hAnsi="Arial" w:cs="Arial"/>
-          <w:color w:val="222222"/>
-          <w:sz w:val="20"/>
-          <w:szCs w:val="20"/>
-          <w:lang w:eastAsia="en-GB"/>
-        </w:rPr>
-      </w:pPr>
-    </w:p>
-    <w:p>
-      <w:pPr>
-        <w:shd w:val="clear" w:color="auto" w:fill="FFFFFF"/>
-        <w:spacing w:after="0" w:line="240" w:lineRule="auto"/>
-        <w:rPr>
-          <w:rFonts w:ascii="Arial" w:eastAsia="Times New Roman" w:hAnsi="Arial" w:cs="Arial"/>
-          <w:color w:val="222222"/>
-          <w:sz w:val="20"/>
-          <w:szCs w:val="20"/>
-          <w:lang w:eastAsia="en-GB"/>
-        </w:rPr>
-      </w:pPr>
-      <w:r>
-        <w:rPr>
-          <w:rFonts w:ascii="Arial" w:eastAsia="Times New Roman" w:hAnsi="Arial" w:cs="Arial"/>
-          <w:color w:val="222222"/>
-          <w:sz w:val="20"/>
-          <w:szCs w:val="20"/>
-          <w:lang w:eastAsia="en-GB"/>
-        </w:rPr>
-        <w:t>D’autre part, en février 2020, j’ai eu l’opportunité de réaliser un stage d’observation d’une semaine au sein de la société Thales et en 202</w:t>
-      </w:r>
-      <w:r>
-        <w:rPr>
-          <w:rFonts w:ascii="Arial" w:eastAsia="Times New Roman" w:hAnsi="Arial" w:cs="Arial"/>
-          <w:color w:val="222222"/>
-          <w:sz w:val="20"/>
-          <w:szCs w:val="20"/>
-          <w:lang w:eastAsia="en-GB"/>
-        </w:rPr>
-        <w:t>4</w:t>
-      </w:r>
-      <w:r>
-        <w:rPr>
-          <w:rFonts w:ascii="Arial" w:eastAsia="Times New Roman" w:hAnsi="Arial" w:cs="Arial"/>
-          <w:color w:val="222222"/>
-          <w:sz w:val="20"/>
-          <w:szCs w:val="20"/>
-          <w:lang w:eastAsia="en-GB"/>
-        </w:rPr>
-        <w:t xml:space="preserve">, durant 4 mois, j'ai effectué un stage pratique au sein de l'entreprise </w:t>
-      </w:r>
-      <w:r>
-        <w:rPr>
-          <w:rFonts w:ascii="Arial" w:eastAsia="Times New Roman" w:hAnsi="Arial" w:cs="Arial"/>
-          <w:color w:val="222222"/>
-          <w:sz w:val="20"/>
-          <w:szCs w:val="20"/>
-          <w:lang w:eastAsia="en-GB"/>
-        </w:rPr>
-        <w:t>DSI, basé à Toulouse (31)</w:t>
-      </w:r>
-      <w:r>
-        <w:rPr>
-          <w:rFonts w:ascii="Arial" w:eastAsia="Times New Roman" w:hAnsi="Arial" w:cs="Arial"/>
-          <w:color w:val="222222"/>
-          <w:sz w:val="20"/>
-          <w:szCs w:val="20"/>
-          <w:lang w:eastAsia="en-GB"/>
-        </w:rPr>
-        <w:t>. Au sein de cette dernière entreprise, j’ai pu affiner ma vision de la profession à laquelle je me destin</w:t>
-      </w:r>
-      <w:r>
-        <w:rPr>
-          <w:rFonts w:ascii="Arial" w:eastAsia="Times New Roman" w:hAnsi="Arial" w:cs="Arial"/>
-          <w:color w:val="222222"/>
-          <w:sz w:val="20"/>
-          <w:szCs w:val="20"/>
-          <w:lang w:eastAsia="en-GB"/>
-        </w:rPr>
-        <w:t>e</w:t>
-      </w:r>
-      <w:r>
-        <w:rPr>
-          <w:rFonts w:ascii="Arial" w:eastAsia="Times New Roman" w:hAnsi="Arial" w:cs="Arial"/>
-          <w:color w:val="222222"/>
-          <w:sz w:val="20"/>
-          <w:szCs w:val="20"/>
-          <w:lang w:eastAsia="en-GB"/>
-        </w:rPr>
-        <w:t>. Mon projet</w:t>
-      </w:r>
-      <w:r>
-        <w:rPr>
-          <w:rFonts w:ascii="Arial" w:eastAsia="Times New Roman" w:hAnsi="Arial" w:cs="Arial"/>
-          <w:color w:val="222222"/>
-          <w:sz w:val="20"/>
-          <w:szCs w:val="20"/>
-          <w:lang w:eastAsia="en-GB"/>
-        </w:rPr>
-        <w:t>,</w:t>
-      </w:r>
-      <w:r>
-        <w:rPr>
-          <w:rFonts w:ascii="Arial" w:eastAsia="Times New Roman" w:hAnsi="Arial" w:cs="Arial"/>
-          <w:color w:val="222222"/>
-          <w:sz w:val="20"/>
-          <w:szCs w:val="20"/>
-          <w:lang w:eastAsia="en-GB"/>
-        </w:rPr>
-        <w:t xml:space="preserve"> durant ce stage</w:t>
-      </w:r>
-      <w:r>
-        <w:rPr>
-          <w:rFonts w:ascii="Arial" w:eastAsia="Times New Roman" w:hAnsi="Arial" w:cs="Arial"/>
-          <w:color w:val="222222"/>
-          <w:sz w:val="20"/>
-          <w:szCs w:val="20"/>
-          <w:lang w:eastAsia="en-GB"/>
-        </w:rPr>
-        <w:t>,</w:t>
-      </w:r>
-      <w:r>
-        <w:rPr>
-          <w:rFonts w:ascii="Arial" w:eastAsia="Times New Roman" w:hAnsi="Arial" w:cs="Arial"/>
-          <w:color w:val="222222"/>
-          <w:sz w:val="20"/>
-          <w:szCs w:val="20"/>
-          <w:lang w:eastAsia="en-GB"/>
-        </w:rPr>
-        <w:t xml:space="preserve"> était de </w:t>
-      </w:r>
-      <w:r>
-        <w:rPr>
-          <w:rFonts w:ascii="Arial" w:eastAsia="Times New Roman" w:hAnsi="Arial" w:cs="Arial"/>
-          <w:color w:val="222222"/>
-          <w:sz w:val="20"/>
-          <w:szCs w:val="20"/>
-          <w:lang w:eastAsia="en-GB"/>
-        </w:rPr>
-        <w:t>cré</w:t>
-      </w:r>
-      <w:r>
-        <w:rPr>
-          <w:rFonts w:ascii="Arial" w:eastAsia="Times New Roman" w:hAnsi="Arial" w:cs="Arial"/>
-          <w:color w:val="222222"/>
-          <w:sz w:val="20"/>
-          <w:szCs w:val="20"/>
-          <w:lang w:eastAsia="en-GB"/>
-        </w:rPr>
-        <w:t>er</w:t>
-      </w:r>
-      <w:r>
-        <w:rPr>
-          <w:rFonts w:ascii="Arial" w:eastAsia="Times New Roman" w:hAnsi="Arial" w:cs="Arial"/>
-          <w:color w:val="222222"/>
-          <w:sz w:val="20"/>
-          <w:szCs w:val="20"/>
-          <w:lang w:eastAsia="en-GB"/>
-        </w:rPr>
-        <w:t xml:space="preserve"> un salon de discussion </w:t>
-      </w:r>
-      <w:r>
-        <w:rPr>
-          <w:rFonts w:ascii="Arial" w:eastAsia="Times New Roman" w:hAnsi="Arial" w:cs="Arial"/>
-          <w:color w:val="222222"/>
-          <w:sz w:val="20"/>
-          <w:szCs w:val="20"/>
-          <w:lang w:eastAsia="en-GB"/>
-        </w:rPr>
-        <w:t>instantané</w:t>
-      </w:r>
-      <w:r>
-        <w:rPr>
-          <w:rFonts w:ascii="Arial" w:eastAsia="Times New Roman" w:hAnsi="Arial" w:cs="Arial"/>
-          <w:color w:val="222222"/>
-          <w:sz w:val="20"/>
-          <w:szCs w:val="20"/>
-          <w:lang w:eastAsia="en-GB"/>
-        </w:rPr>
-        <w:t xml:space="preserve"> avec la possibilité de cré</w:t>
-      </w:r>
-      <w:r>
-        <w:rPr>
-          <w:rFonts w:ascii="Arial" w:eastAsia="Times New Roman" w:hAnsi="Arial" w:cs="Arial"/>
-          <w:color w:val="222222"/>
-          <w:sz w:val="20"/>
-          <w:szCs w:val="20"/>
-          <w:lang w:eastAsia="en-GB"/>
-        </w:rPr>
-        <w:t>er</w:t>
-      </w:r>
-      <w:r>
-        <w:rPr>
-          <w:rFonts w:ascii="Arial" w:eastAsia="Times New Roman" w:hAnsi="Arial" w:cs="Arial"/>
-          <w:color w:val="222222"/>
-          <w:sz w:val="20"/>
-          <w:szCs w:val="20"/>
-          <w:lang w:eastAsia="en-GB"/>
-        </w:rPr>
-        <w:t xml:space="preserve"> des salons privés et de partager des fichiers</w:t>
-      </w:r>
-      <w:r>
-        <w:rPr>
-          <w:rFonts w:ascii="Arial" w:eastAsia="Times New Roman" w:hAnsi="Arial" w:cs="Arial"/>
-          <w:color w:val="222222"/>
-          <w:sz w:val="20"/>
-          <w:szCs w:val="20"/>
-          <w:lang w:eastAsia="en-GB"/>
-        </w:rPr>
-        <w:t>.</w:t>
-      </w:r>
-    </w:p>
-    <w:p>
-      <w:pPr>
-        <w:shd w:val="clear" w:color="auto" w:fill="FFFFFF"/>
-        <w:spacing w:after="0" w:line="240" w:lineRule="auto"/>
-        <w:rPr>
-          <w:rFonts w:ascii="Arial" w:eastAsia="Times New Roman" w:hAnsi="Arial" w:cs="Arial"/>
-          <w:color w:val="222222"/>
-          <w:sz w:val="20"/>
-          <w:szCs w:val="20"/>
-          <w:lang w:eastAsia="en-GB"/>
-        </w:rPr>
-      </w:pPr>
-      <w:r>
-        <w:rPr>
-          <w:rFonts w:ascii="Arial" w:eastAsia="Times New Roman" w:hAnsi="Arial" w:cs="Arial"/>
-          <w:color w:val="222222"/>
-          <w:sz w:val="20"/>
-          <w:szCs w:val="20"/>
-          <w:lang w:eastAsia="en-GB"/>
-        </w:rPr>
-        <w:t> </w:t>
-      </w:r>
-    </w:p>
-    <w:p>
-      <w:pPr>
-        <w:shd w:val="clear" w:color="auto" w:fill="FFFFFF"/>
-        <w:spacing w:after="0" w:line="240" w:lineRule="auto"/>
-        <w:rPr>
-          <w:rFonts w:ascii="Arial" w:eastAsia="Times New Roman" w:hAnsi="Arial" w:cs="Arial"/>
-          <w:color w:val="222222"/>
-          <w:sz w:val="20"/>
-          <w:szCs w:val="20"/>
-          <w:lang w:eastAsia="en-GB"/>
-        </w:rPr>
-      </w:pPr>
-      <w:r>
-        <w:rPr>
-          <w:rFonts w:ascii="Arial" w:eastAsia="Times New Roman" w:hAnsi="Arial" w:cs="Arial"/>
-          <w:color w:val="222222"/>
-          <w:sz w:val="20"/>
-          <w:szCs w:val="20"/>
-          <w:lang w:eastAsia="en-GB"/>
-        </w:rPr>
-        <w:t xml:space="preserve">Au cours </w:t>
-      </w:r>
-      <w:r>
-        <w:rPr>
-          <w:rFonts w:ascii="Arial" w:eastAsia="Times New Roman" w:hAnsi="Arial" w:cs="Arial"/>
-          <w:color w:val="222222"/>
-          <w:sz w:val="20"/>
-          <w:szCs w:val="20"/>
-          <w:lang w:eastAsia="en-GB"/>
-        </w:rPr>
-        <w:t>de cette alternance</w:t>
-      </w:r>
-      <w:r>
-        <w:rPr>
-          <w:rFonts w:ascii="Arial" w:eastAsia="Times New Roman" w:hAnsi="Arial" w:cs="Arial"/>
-          <w:color w:val="222222"/>
-          <w:sz w:val="20"/>
-          <w:szCs w:val="20"/>
-          <w:lang w:eastAsia="en-GB"/>
-        </w:rPr>
-        <w:t xml:space="preserve">, mon objectif est de participer à des activités comme </w:t>
-      </w:r>
-      <w:r>
-        <w:rPr>
-          <w:rFonts w:ascii="Arial" w:eastAsia="Times New Roman" w:hAnsi="Arial" w:cs="Arial"/>
-          <w:color w:val="222222"/>
-          <w:sz w:val="20"/>
-          <w:szCs w:val="20"/>
-          <w:lang w:eastAsia="en-GB"/>
-        </w:rPr>
-        <w:t>la conception et l’évaluation des systèmes informatiques</w:t>
-      </w:r>
-      <w:r>
-        <w:rPr>
-          <w:rFonts w:ascii="Arial" w:eastAsia="Times New Roman" w:hAnsi="Arial" w:cs="Arial"/>
-          <w:color w:val="222222"/>
-          <w:sz w:val="20"/>
-          <w:szCs w:val="20"/>
-          <w:lang w:eastAsia="en-GB"/>
-        </w:rPr>
-        <w:t xml:space="preserve"> ou encore le développement de système et de produits informatiques.</w:t>
-      </w:r>
-    </w:p>
-    <w:p>
-      <w:pPr>
-        <w:shd w:val="clear" w:color="auto" w:fill="FFFFFF"/>
-        <w:spacing w:after="0" w:line="240" w:lineRule="auto"/>
-        <w:rPr>
-          <w:rFonts w:ascii="Arial" w:eastAsia="Times New Roman" w:hAnsi="Arial" w:cs="Arial"/>
-          <w:color w:val="222222"/>
-          <w:sz w:val="20"/>
-          <w:szCs w:val="20"/>
-          <w:lang w:eastAsia="en-GB"/>
-        </w:rPr>
-      </w:pPr>
-      <w:r>
-        <w:rPr>
-          <w:rFonts w:ascii="Arial" w:eastAsia="Times New Roman" w:hAnsi="Arial" w:cs="Arial"/>
-          <w:color w:val="222222"/>
-          <w:sz w:val="20"/>
-          <w:szCs w:val="20"/>
-          <w:lang w:eastAsia="en-GB"/>
-        </w:rPr>
-        <w:t> </w:t>
-      </w:r>
-    </w:p>
-    <w:p>
-      <w:pPr>
-        <w:shd w:val="clear" w:color="auto" w:fill="FFFFFF"/>
-        <w:spacing w:after="0" w:line="240" w:lineRule="auto"/>
-        <w:rPr>
-          <w:rFonts w:ascii="Arial" w:eastAsia="Times New Roman" w:hAnsi="Arial" w:cs="Arial"/>
-          <w:color w:val="222222"/>
-          <w:sz w:val="20"/>
-          <w:szCs w:val="20"/>
-          <w:lang w:eastAsia="en-GB"/>
-        </w:rPr>
-      </w:pPr>
-      <w:r>
-        <w:rPr>
-          <w:rFonts w:ascii="Arial" w:eastAsia="Times New Roman" w:hAnsi="Arial" w:cs="Arial"/>
-          <w:color w:val="222222"/>
-          <w:sz w:val="20"/>
-          <w:szCs w:val="20"/>
-          <w:lang w:eastAsia="en-GB"/>
-        </w:rPr>
-        <w:t>Je vous laisse le soin de découvrir mon parcours dans mon CV joint et vous propose de convenir d’un prochain échange afin de faire plus amplement connaissance et vous expliquer en détails mes motivations.</w:t>
-      </w:r>
-    </w:p>
-    <w:p>
-      <w:pPr>
-        <w:shd w:val="clear" w:color="auto" w:fill="FFFFFF"/>
-        <w:spacing w:after="0" w:line="240" w:lineRule="auto"/>
-        <w:rPr>
-          <w:rFonts w:ascii="Arial" w:eastAsia="Times New Roman" w:hAnsi="Arial" w:cs="Arial"/>
-          <w:color w:val="222222"/>
-          <w:sz w:val="20"/>
-          <w:szCs w:val="20"/>
-          <w:lang w:eastAsia="en-GB"/>
-        </w:rPr>
-      </w:pPr>
-    </w:p>
-    <w:p>
-      <w:pPr>
-        <w:shd w:val="clear" w:color="auto" w:fill="FFFFFF"/>
-        <w:spacing w:after="0" w:line="240" w:lineRule="auto"/>
-        <w:rPr>
-          <w:rFonts w:ascii="Arial" w:eastAsia="Times New Roman" w:hAnsi="Arial" w:cs="Arial"/>
-          <w:color w:val="222222"/>
-          <w:sz w:val="20"/>
-          <w:szCs w:val="20"/>
-          <w:lang w:eastAsia="en-GB"/>
-        </w:rPr>
-      </w:pPr>
-      <w:r>
-        <w:rPr>
-          <w:rFonts w:ascii="Arial" w:eastAsia="Times New Roman" w:hAnsi="Arial" w:cs="Arial"/>
-          <w:color w:val="222222"/>
-          <w:sz w:val="20"/>
-          <w:szCs w:val="20"/>
-          <w:lang w:eastAsia="en-GB"/>
-        </w:rPr>
-        <w:t xml:space="preserve">Je suis titulaire d’une RQTH (qui ne nécessite aucun aménagement) et à ce titre je peux obtenir un contrat d’apprentissage concernant l’alternance. </w:t>
-      </w:r>
-    </w:p>
-    <w:p>
-      <w:pPr>
-        <w:shd w:val="clear" w:color="auto" w:fill="FFFFFF"/>
-        <w:spacing w:after="0" w:line="240" w:lineRule="auto"/>
-        <w:rPr>
-          <w:rFonts w:ascii="Arial" w:eastAsia="Times New Roman" w:hAnsi="Arial" w:cs="Arial"/>
-          <w:color w:val="222222"/>
-          <w:sz w:val="20"/>
-          <w:szCs w:val="20"/>
-          <w:lang w:eastAsia="en-GB"/>
-        </w:rPr>
-      </w:pPr>
-      <w:r>
-        <w:rPr>
-          <w:rFonts w:ascii="Arial" w:eastAsia="Times New Roman" w:hAnsi="Arial" w:cs="Arial"/>
-          <w:color w:val="222222"/>
-          <w:sz w:val="20"/>
-          <w:szCs w:val="20"/>
-          <w:lang w:eastAsia="en-GB"/>
-        </w:rPr>
-        <w:t> </w:t>
-      </w:r>
-    </w:p>
-    <w:p>
-      <w:pPr>
-        <w:shd w:val="clear" w:color="auto" w:fill="FFFFFF"/>
-        <w:spacing w:after="0" w:line="240" w:lineRule="auto"/>
-        <w:rPr>
-          <w:rFonts w:ascii="Arial" w:eastAsia="Times New Roman" w:hAnsi="Arial" w:cs="Arial"/>
-          <w:color w:val="222222"/>
-          <w:sz w:val="20"/>
-          <w:szCs w:val="20"/>
-          <w:lang w:eastAsia="en-GB"/>
-        </w:rPr>
-      </w:pPr>
-      <w:r>
-        <w:rPr>
-          <w:rFonts w:ascii="Arial" w:eastAsia="Times New Roman" w:hAnsi="Arial" w:cs="Arial"/>
-          <w:color w:val="222222"/>
-          <w:sz w:val="20"/>
-          <w:szCs w:val="20"/>
-          <w:lang w:eastAsia="en-GB"/>
-        </w:rPr>
-        <w:t xml:space="preserve">Dans cette attente, je vous prie d’agréer </w:t>
-      </w:r>
-      <w:r>
-        <w:rPr>
-          <w:rFonts w:ascii="Calibri" w:eastAsia="Times New Roman" w:hAnsi="Calibri" w:cs="Calibri"/>
-          <w:color w:val="222222"/>
-          <w:sz w:val="20"/>
-          <w:szCs w:val="20"/>
-          <w:lang w:eastAsia="fr-FR"/>
-        </w:rPr>
-        <w:t xml:space="preserve">Madame, Monsieur, </w:t>
-      </w:r>
-      <w:r>
-        <w:rPr>
-          <w:rFonts w:ascii="Arial" w:eastAsia="Times New Roman" w:hAnsi="Arial" w:cs="Arial"/>
-          <w:color w:val="222222"/>
-          <w:sz w:val="20"/>
-          <w:szCs w:val="20"/>
-          <w:lang w:eastAsia="en-GB"/>
-        </w:rPr>
-        <w:t>l’expression de mes sincères salutations. </w:t>
+          <w:rFonts w:ascii="Calibri" w:eastAsia="Times New Roman" w:hAnsi="Calibri" w:cs="Calibri"/>
+          <w:b/>
+          <w:bCs/>
+          <w:color w:val="222222"/>
+          <w:sz w:val="20"/>
+          <w:szCs w:val="20"/>
+          <w:lang w:eastAsia="fr-FR"/>
+        </w:rPr>
+        <w:t>).</w:t>
       </w:r>
     </w:p>
     <w:p>
@@ -1279,76 +518,693 @@
           <w:lang w:eastAsia="fr-FR"/>
         </w:rPr>
       </w:pPr>
-      <w:r>
-        <w:rPr>
-          <w:rFonts w:ascii="Calibri" w:eastAsia="Times New Roman" w:hAnsi="Calibri" w:cs="Calibri"/>
-          <w:color w:val="222222"/>
-          <w:sz w:val="20"/>
-          <w:szCs w:val="20"/>
-          <w:lang w:eastAsia="fr-FR"/>
-        </w:rPr>
-        <w:t> </w:t>
-      </w:r>
-    </w:p>
-    <w:p>
-      <w:pPr>
-        <w:rPr>
-          <w:rFonts w:ascii="Calibri" w:eastAsia="Times New Roman" w:hAnsi="Calibri" w:cs="Calibri"/>
-          <w:color w:val="222222"/>
-          <w:sz w:val="20"/>
-          <w:szCs w:val="20"/>
-          <w:lang w:eastAsia="fr-FR"/>
-        </w:rPr>
-      </w:pPr>
-    </w:p>
-    <w:p>
-      <w:pPr>
-        <w:ind w:firstLine="4962"/>
-        <w:rPr>
-          <w:rFonts w:ascii="Calibri" w:eastAsia="Times New Roman" w:hAnsi="Calibri" w:cs="Calibri"/>
-          <w:b/>
-          <w:bCs/>
-          <w:color w:val="222222"/>
-          <w:sz w:val="20"/>
-          <w:szCs w:val="20"/>
-          <w:lang w:eastAsia="fr-FR"/>
-        </w:rPr>
-      </w:pPr>
-      <w:r>
-        <w:rPr>
-          <w:rFonts w:ascii="Calibri" w:eastAsia="Times New Roman" w:hAnsi="Calibri" w:cs="Calibri"/>
-          <w:b/>
-          <w:bCs/>
-          <w:color w:val="222222"/>
-          <w:sz w:val="20"/>
-          <w:szCs w:val="20"/>
-          <w:lang w:eastAsia="fr-FR"/>
-        </w:rPr>
-        <w:t>Sylvain</w:t>
-      </w:r>
-      <w:r>
-        <w:rPr>
-          <w:rFonts w:ascii="Calibri" w:eastAsia="Times New Roman" w:hAnsi="Calibri" w:cs="Calibri"/>
-          <w:b/>
-          <w:bCs/>
-          <w:color w:val="222222"/>
-          <w:sz w:val="20"/>
-          <w:szCs w:val="20"/>
-          <w:lang w:eastAsia="fr-FR"/>
-        </w:rPr>
-        <w:t xml:space="preserve"> </w:t>
-      </w:r>
-      <w:r>
-        <w:rPr>
-          <w:rFonts w:ascii="Calibri" w:eastAsia="Times New Roman" w:hAnsi="Calibri" w:cs="Calibri"/>
-          <w:b/>
-          <w:bCs/>
-          <w:color w:val="222222"/>
-          <w:sz w:val="20"/>
-          <w:szCs w:val="20"/>
-          <w:lang w:eastAsia="fr-FR"/>
-        </w:rPr>
-        <w:t>TORRENTI</w:t>
+    </w:p>
+    <w:p>
+      <w:pPr>
+        <w:rPr>
+          <w:rFonts w:ascii="Arial" w:eastAsia="Times New Roman" w:hAnsi="Arial" w:cs="Arial"/>
+          <w:color w:val="222222"/>
+          <w:sz w:val="20"/>
+          <w:szCs w:val="20"/>
+          <w:lang w:eastAsia="fr-FR"/>
+        </w:rPr>
+      </w:pPr>
+      <w:r>
+        <w:rPr>
+          <w:rFonts w:ascii="Arial" w:eastAsia="Times New Roman" w:hAnsi="Arial" w:cs="Arial"/>
+          <w:color w:val="222222"/>
+          <w:sz w:val="20"/>
+          <w:szCs w:val="20"/>
+          <w:lang w:eastAsia="fr-FR"/>
+        </w:rPr>
+        <w:t>Madame, Monsieur,</w:t>
+      </w:r>
+    </w:p>
+    <w:p>
+      <w:pPr>
+        <w:rPr>
+          <w:rFonts w:ascii="Arial" w:eastAsia="Times New Roman" w:hAnsi="Arial" w:cs="Arial"/>
+          <w:color w:val="222222"/>
+          <w:sz w:val="20"/>
+          <w:szCs w:val="20"/>
+          <w:lang w:eastAsia="fr-FR"/>
+        </w:rPr>
+      </w:pPr>
+      <w:r>
+        <w:rPr>
+          <w:rFonts w:ascii="Arial" w:eastAsia="Times New Roman" w:hAnsi="Arial" w:cs="Arial"/>
+          <w:color w:val="222222"/>
+          <w:sz w:val="20"/>
+          <w:szCs w:val="20"/>
+          <w:lang w:eastAsia="fr-FR"/>
+        </w:rPr>
+        <w:t>Je joins à mon CV une lettre de motivation sans doute peu commune mais jusqu'à présent aucune des candidatures que j'ai pu envoyer, ni aucun entretien n'ont abouti à l'obtention d'un poste d'alternance, aussi j'ai décidé de me présenter de façon plus personnelle.</w:t>
+      </w:r>
+    </w:p>
+    <w:p>
+      <w:pPr>
+        <w:rPr>
+          <w:rFonts w:ascii="Arial" w:eastAsia="Times New Roman" w:hAnsi="Arial" w:cs="Arial"/>
+          <w:color w:val="222222"/>
+          <w:sz w:val="20"/>
+          <w:szCs w:val="20"/>
+          <w:lang w:eastAsia="fr-FR"/>
+        </w:rPr>
+      </w:pPr>
+      <w:r>
+        <w:rPr>
+          <w:rFonts w:ascii="Arial" w:eastAsia="Times New Roman" w:hAnsi="Arial" w:cs="Arial"/>
+          <w:color w:val="222222"/>
+          <w:sz w:val="20"/>
+          <w:szCs w:val="20"/>
+          <w:lang w:eastAsia="fr-FR"/>
+        </w:rPr>
+        <w:t>Je m’appelle Sylvain Torrenti, j’ai 34 ans et suis titulaire d’une RQTH ne nécessitant aucun aménagement de poste.</w:t>
+      </w:r>
+    </w:p>
+    <w:p>
+      <w:pPr>
+        <w:rPr>
+          <w:rFonts w:ascii="Arial" w:eastAsia="Times New Roman" w:hAnsi="Arial" w:cs="Arial"/>
+          <w:color w:val="222222"/>
+          <w:sz w:val="20"/>
+          <w:szCs w:val="20"/>
+          <w:lang w:eastAsia="fr-FR"/>
+        </w:rPr>
+      </w:pPr>
+      <w:r>
+        <w:rPr>
+          <w:rFonts w:ascii="Arial" w:eastAsia="Times New Roman" w:hAnsi="Arial" w:cs="Arial"/>
+          <w:color w:val="222222"/>
+          <w:sz w:val="20"/>
+          <w:szCs w:val="20"/>
+          <w:lang w:eastAsia="fr-FR"/>
+        </w:rPr>
+        <w:t>Je suis certain que ma motivation transparaîtra dans mes propos et que peut-être, enfin, je retiendrai votre attention.</w:t>
+      </w:r>
+    </w:p>
+    <w:p>
+      <w:pPr>
+        <w:rPr>
+          <w:rFonts w:ascii="Arial" w:eastAsia="Times New Roman" w:hAnsi="Arial" w:cs="Arial"/>
+          <w:color w:val="222222"/>
+          <w:sz w:val="20"/>
+          <w:szCs w:val="20"/>
+          <w:lang w:eastAsia="fr-FR"/>
+        </w:rPr>
+      </w:pPr>
+      <w:r>
+        <w:rPr>
+          <w:rFonts w:ascii="Arial" w:eastAsia="Times New Roman" w:hAnsi="Arial" w:cs="Arial"/>
+          <w:color w:val="222222"/>
+          <w:sz w:val="20"/>
+          <w:szCs w:val="20"/>
+          <w:lang w:eastAsia="fr-FR"/>
+        </w:rPr>
+        <w:t>J’ai bientôt 35 ans, âge canonique pour une alternance, mais ce n'est pas parce que je n'ai jamais voulu travailler, bien au contraire. A 19 ans, j'étais déjà titulaire d'un CDI dans l'hôtellerie restauration avec la ferme intention de progresser et de m’élever par mon travail, mon sérieux et mon implication… et cela fonctionnait.</w:t>
+      </w:r>
+    </w:p>
+    <w:p>
+      <w:pPr>
+        <w:rPr>
+          <w:rFonts w:ascii="Arial" w:eastAsia="Times New Roman" w:hAnsi="Arial" w:cs="Arial"/>
+          <w:color w:val="222222"/>
+          <w:sz w:val="20"/>
+          <w:szCs w:val="20"/>
+          <w:lang w:eastAsia="fr-FR"/>
+        </w:rPr>
+      </w:pPr>
+      <w:r>
+        <w:rPr>
+          <w:rFonts w:ascii="Arial" w:eastAsia="Times New Roman" w:hAnsi="Arial" w:cs="Arial"/>
+          <w:color w:val="222222"/>
+          <w:sz w:val="20"/>
+          <w:szCs w:val="20"/>
+          <w:lang w:eastAsia="fr-FR"/>
+        </w:rPr>
+        <w:t>Malheureusement, un accident de la vie m'a coupé les ailes.</w:t>
+      </w:r>
+    </w:p>
+    <w:p>
+      <w:pPr>
+        <w:rPr>
+          <w:rFonts w:ascii="Arial" w:eastAsia="Times New Roman" w:hAnsi="Arial" w:cs="Arial"/>
+          <w:color w:val="222222"/>
+          <w:sz w:val="20"/>
+          <w:szCs w:val="20"/>
+          <w:lang w:eastAsia="fr-FR"/>
+        </w:rPr>
+      </w:pPr>
+      <w:r>
+        <w:rPr>
+          <w:rFonts w:ascii="Arial" w:eastAsia="Times New Roman" w:hAnsi="Arial" w:cs="Arial"/>
+          <w:color w:val="222222"/>
+          <w:sz w:val="20"/>
+          <w:szCs w:val="20"/>
+          <w:lang w:eastAsia="fr-FR"/>
+        </w:rPr>
+        <w:t>En novembre 2014, j'ai fait un AVC majeur qui m'a laissé des séquelles cérébelleuses. 2 mois de réanimation, une bactérie nosocomiale et un an de clinique de rééducation plus tard, j'ai tout réappris : manger, boire, parler, marcher, voir …</w:t>
+      </w:r>
+    </w:p>
+    <w:p>
+      <w:pPr>
+        <w:rPr>
+          <w:rFonts w:ascii="Arial" w:eastAsia="Times New Roman" w:hAnsi="Arial" w:cs="Arial"/>
+          <w:color w:val="222222"/>
+          <w:sz w:val="20"/>
+          <w:szCs w:val="20"/>
+          <w:lang w:eastAsia="fr-FR"/>
+        </w:rPr>
+      </w:pPr>
+      <w:r>
+        <w:rPr>
+          <w:rFonts w:ascii="Arial" w:eastAsia="Times New Roman" w:hAnsi="Arial" w:cs="Arial"/>
+          <w:color w:val="222222"/>
+          <w:sz w:val="20"/>
+          <w:szCs w:val="20"/>
+          <w:lang w:eastAsia="fr-FR"/>
+        </w:rPr>
+        <w:t>Ma volonté et ma détermination ont repoussé les frontières du possible et, pendant les 3 ans qui ont suivi, je me suis reconstruit patiemment, sans jamais faillir et en ne baissant jamais les bras.</w:t>
+      </w:r>
+    </w:p>
+    <w:p>
+      <w:pPr>
+        <w:rPr>
+          <w:rFonts w:ascii="Arial" w:eastAsia="Times New Roman" w:hAnsi="Arial" w:cs="Arial"/>
+          <w:color w:val="222222"/>
+          <w:sz w:val="20"/>
+          <w:szCs w:val="20"/>
+          <w:lang w:eastAsia="fr-FR"/>
+        </w:rPr>
+      </w:pPr>
+      <w:r>
+        <w:rPr>
+          <w:rFonts w:ascii="Arial" w:eastAsia="Times New Roman" w:hAnsi="Arial" w:cs="Arial"/>
+          <w:color w:val="222222"/>
+          <w:sz w:val="20"/>
+          <w:szCs w:val="20"/>
+          <w:lang w:eastAsia="fr-FR"/>
+        </w:rPr>
+        <w:t>Le médecin du travail m'a déclaré inapte à mon ancienne activité car je ne peux plus porter ni soulever de charge lourdes : il a donc fallu que je pense à une reconversion. L'informatique a toujours été un domaine de prédilection pour moi mais, de prime abord, je préférais être plus actif physiquement et n'avait donc pas suivi cette voie.</w:t>
+      </w:r>
+    </w:p>
+    <w:p>
+      <w:pPr>
+        <w:rPr>
+          <w:rFonts w:ascii="Arial" w:eastAsia="Times New Roman" w:hAnsi="Arial" w:cs="Arial"/>
+          <w:color w:val="222222"/>
+          <w:sz w:val="20"/>
+          <w:szCs w:val="20"/>
+          <w:lang w:eastAsia="fr-FR"/>
+        </w:rPr>
+      </w:pPr>
+      <w:r>
+        <w:rPr>
+          <w:rFonts w:ascii="Arial" w:eastAsia="Times New Roman" w:hAnsi="Arial" w:cs="Arial"/>
+          <w:color w:val="222222"/>
+          <w:sz w:val="20"/>
+          <w:szCs w:val="20"/>
+          <w:lang w:eastAsia="fr-FR"/>
+        </w:rPr>
+        <w:t>Bilan de compétences, tests psychotechniques et toutes les personnes qui m'ont accompagné convergent vers la même conclusion : le code et le développement sont pour moi !</w:t>
+      </w:r>
+    </w:p>
+    <w:p>
+      <w:pPr>
+        <w:rPr>
+          <w:rFonts w:ascii="Arial" w:eastAsia="Times New Roman" w:hAnsi="Arial" w:cs="Arial"/>
+          <w:color w:val="222222"/>
+          <w:sz w:val="20"/>
+          <w:szCs w:val="20"/>
+          <w:lang w:eastAsia="fr-FR"/>
+        </w:rPr>
+      </w:pPr>
+      <w:proofErr w:type="gramStart"/>
+      <w:r>
+        <w:rPr>
+          <w:rFonts w:ascii="Arial" w:eastAsia="Times New Roman" w:hAnsi="Arial" w:cs="Arial"/>
+          <w:color w:val="222222"/>
+          <w:sz w:val="20"/>
+          <w:szCs w:val="20"/>
+          <w:lang w:eastAsia="fr-FR"/>
+        </w:rPr>
+        <w:t>Suite à</w:t>
+      </w:r>
+      <w:proofErr w:type="gramEnd"/>
+      <w:r>
+        <w:rPr>
+          <w:rFonts w:ascii="Arial" w:eastAsia="Times New Roman" w:hAnsi="Arial" w:cs="Arial"/>
+          <w:color w:val="222222"/>
+          <w:sz w:val="20"/>
+          <w:szCs w:val="20"/>
+          <w:lang w:eastAsia="fr-FR"/>
+        </w:rPr>
+        <w:t xml:space="preserve"> ces bilans de compétences, la MDPH m’a notifié une formation de développeur web mobile. Un seul centre en France proposait cette formation : celui de Mulhouse. J’habite Aubagne dans les Bouches-du-Rhône mais le transfert dans une autre région ne m'a pas arrêté. J'ai attendu plus de 2 ans d'y avoir enfin ma place et j'ai commencé mon projet en novembre 2019 en formation préparatoire ABCDEV suivi d'une formation de 18 mois de développeur web mobile qui s'est rapidement transformée en concepteur et développeur d'applications formation d'un niveau supérieur au vu de mon travail et de mes capacités.</w:t>
+      </w:r>
+    </w:p>
+    <w:p>
+      <w:pPr>
+        <w:rPr>
+          <w:rFonts w:ascii="Arial" w:eastAsia="Times New Roman" w:hAnsi="Arial" w:cs="Arial"/>
+          <w:color w:val="222222"/>
+          <w:sz w:val="20"/>
+          <w:szCs w:val="20"/>
+          <w:lang w:eastAsia="fr-FR"/>
+        </w:rPr>
+      </w:pPr>
+      <w:proofErr w:type="gramStart"/>
+      <w:r>
+        <w:rPr>
+          <w:rFonts w:ascii="Arial" w:eastAsia="Times New Roman" w:hAnsi="Arial" w:cs="Arial"/>
+          <w:color w:val="222222"/>
+          <w:sz w:val="20"/>
+          <w:szCs w:val="20"/>
+          <w:lang w:eastAsia="fr-FR"/>
+        </w:rPr>
+        <w:t>Oui,  Mulhouse</w:t>
+      </w:r>
+      <w:proofErr w:type="gramEnd"/>
+      <w:r>
+        <w:rPr>
+          <w:rFonts w:ascii="Arial" w:eastAsia="Times New Roman" w:hAnsi="Arial" w:cs="Arial"/>
+          <w:color w:val="222222"/>
+          <w:sz w:val="20"/>
+          <w:szCs w:val="20"/>
+          <w:lang w:eastAsia="fr-FR"/>
+        </w:rPr>
+        <w:t xml:space="preserve"> en février 2020, au début de l’épidémie de COVID…</w:t>
+      </w:r>
+    </w:p>
+    <w:p>
+      <w:pPr>
+        <w:rPr>
+          <w:rFonts w:ascii="Arial" w:eastAsia="Times New Roman" w:hAnsi="Arial" w:cs="Arial"/>
+          <w:color w:val="222222"/>
+          <w:sz w:val="20"/>
+          <w:szCs w:val="20"/>
+          <w:lang w:eastAsia="fr-FR"/>
+        </w:rPr>
+      </w:pPr>
+      <w:r>
+        <w:rPr>
+          <w:rFonts w:ascii="Arial" w:eastAsia="Times New Roman" w:hAnsi="Arial" w:cs="Arial"/>
+          <w:color w:val="222222"/>
+          <w:sz w:val="20"/>
+          <w:szCs w:val="20"/>
+          <w:lang w:eastAsia="fr-FR"/>
+        </w:rPr>
+        <w:t>Mon état de santé me plaçait dans les personnes à risque vis-à-vis de la covid 19 en plein début d'épidémie, à Mulhouse, premier cluster de France.</w:t>
+      </w:r>
+    </w:p>
+    <w:p>
+      <w:pPr>
+        <w:rPr>
+          <w:rFonts w:ascii="Arial" w:eastAsia="Times New Roman" w:hAnsi="Arial" w:cs="Arial"/>
+          <w:color w:val="222222"/>
+          <w:sz w:val="20"/>
+          <w:szCs w:val="20"/>
+          <w:lang w:eastAsia="fr-FR"/>
+        </w:rPr>
+      </w:pPr>
+      <w:r>
+        <w:rPr>
+          <w:rFonts w:ascii="Arial" w:eastAsia="Times New Roman" w:hAnsi="Arial" w:cs="Arial"/>
+          <w:color w:val="222222"/>
+          <w:sz w:val="20"/>
+          <w:szCs w:val="20"/>
+          <w:lang w:eastAsia="fr-FR"/>
+        </w:rPr>
+        <w:t>Le centre ferme en mars 2020 pour confinement et la formation continue en distanciel avec les aléas, les difficultés et les ratés que nous avons tous rencontrés à ce moment-là.</w:t>
+      </w:r>
+    </w:p>
+    <w:p>
+      <w:pPr>
+        <w:rPr>
+          <w:rFonts w:ascii="Arial" w:eastAsia="Times New Roman" w:hAnsi="Arial" w:cs="Arial"/>
+          <w:color w:val="222222"/>
+          <w:sz w:val="20"/>
+          <w:szCs w:val="20"/>
+          <w:lang w:eastAsia="fr-FR"/>
+        </w:rPr>
+      </w:pPr>
+      <w:r>
+        <w:rPr>
+          <w:rFonts w:ascii="Arial" w:eastAsia="Times New Roman" w:hAnsi="Arial" w:cs="Arial"/>
+          <w:color w:val="222222"/>
+          <w:sz w:val="20"/>
+          <w:szCs w:val="20"/>
+          <w:lang w:eastAsia="fr-FR"/>
+        </w:rPr>
+        <w:t>L’isolement, la difficulté de travailler seul, l'impossibilité de reprendre un cursus en présentiel font que j'échoue de peu l'examen pour le titre professionnel en 2021.</w:t>
+      </w:r>
+    </w:p>
+    <w:p>
+      <w:pPr>
+        <w:rPr>
+          <w:rFonts w:ascii="Arial" w:eastAsia="Times New Roman" w:hAnsi="Arial" w:cs="Arial"/>
+          <w:color w:val="222222"/>
+          <w:sz w:val="20"/>
+          <w:szCs w:val="20"/>
+          <w:lang w:eastAsia="fr-FR"/>
+        </w:rPr>
+      </w:pPr>
+      <w:r>
+        <w:rPr>
+          <w:rFonts w:ascii="Arial" w:eastAsia="Times New Roman" w:hAnsi="Arial" w:cs="Arial"/>
+          <w:color w:val="222222"/>
+          <w:sz w:val="20"/>
+          <w:szCs w:val="20"/>
+          <w:lang w:eastAsia="fr-FR"/>
+        </w:rPr>
+        <w:t xml:space="preserve">Qu'à cela ne tienne, je continue d'apprendre seul et j'obtiens finalement le droit de refaire une formation d'un niveau supérieur auprès de la MDPH. Les délais sont toujours assez longs mais je ne </w:t>
+      </w:r>
+      <w:r>
+        <w:rPr>
+          <w:rFonts w:ascii="Arial" w:eastAsia="Times New Roman" w:hAnsi="Arial" w:cs="Arial"/>
+          <w:color w:val="222222"/>
+          <w:sz w:val="20"/>
+          <w:szCs w:val="20"/>
+          <w:lang w:eastAsia="fr-FR"/>
+        </w:rPr>
+        <w:lastRenderedPageBreak/>
+        <w:t>me décourage pas et j'obtiens finalement une place au centre 2ISA de Millau pour la formation de Concepteur Développeur d'application en novembre 2022.</w:t>
+      </w:r>
+    </w:p>
+    <w:p>
+      <w:pPr>
+        <w:rPr>
+          <w:rFonts w:ascii="Arial" w:eastAsia="Times New Roman" w:hAnsi="Arial" w:cs="Arial"/>
+          <w:color w:val="222222"/>
+          <w:sz w:val="20"/>
+          <w:szCs w:val="20"/>
+          <w:lang w:eastAsia="fr-FR"/>
+        </w:rPr>
+      </w:pPr>
+      <w:r>
+        <w:rPr>
+          <w:rFonts w:ascii="Arial" w:eastAsia="Times New Roman" w:hAnsi="Arial" w:cs="Arial"/>
+          <w:color w:val="222222"/>
+          <w:sz w:val="20"/>
+          <w:szCs w:val="20"/>
+          <w:lang w:eastAsia="fr-FR"/>
+        </w:rPr>
+        <w:t>Après un an de formation à Millau et 4 mois de stage à Toulouse, je valide mon titre professionnel en mai 2024.</w:t>
+      </w:r>
+    </w:p>
+    <w:p>
+      <w:pPr>
+        <w:rPr>
+          <w:rFonts w:ascii="Arial" w:eastAsia="Times New Roman" w:hAnsi="Arial" w:cs="Arial"/>
+          <w:color w:val="222222"/>
+          <w:sz w:val="20"/>
+          <w:szCs w:val="20"/>
+          <w:lang w:eastAsia="fr-FR"/>
+        </w:rPr>
+      </w:pPr>
+      <w:r>
+        <w:rPr>
+          <w:rFonts w:ascii="Arial" w:eastAsia="Times New Roman" w:hAnsi="Arial" w:cs="Arial"/>
+          <w:color w:val="222222"/>
+          <w:sz w:val="20"/>
+          <w:szCs w:val="20"/>
+          <w:lang w:eastAsia="fr-FR"/>
+        </w:rPr>
+        <w:t>Pendant cette formation, les échanges avec les formateurs et la directrice du centre de formation du OFA AMIO agréé par le Cnam me pousse à continuer un parcours en alternance pour l’obtention d’un titre d’ingénieur.</w:t>
+      </w:r>
+    </w:p>
+    <w:p>
+      <w:pPr>
+        <w:rPr>
+          <w:rFonts w:ascii="Arial" w:eastAsia="Times New Roman" w:hAnsi="Arial" w:cs="Arial"/>
+          <w:color w:val="222222"/>
+          <w:sz w:val="20"/>
+          <w:szCs w:val="20"/>
+          <w:lang w:eastAsia="fr-FR"/>
+        </w:rPr>
+      </w:pPr>
+      <w:r>
+        <w:rPr>
+          <w:rFonts w:ascii="Arial" w:eastAsia="Times New Roman" w:hAnsi="Arial" w:cs="Arial"/>
+          <w:color w:val="222222"/>
+          <w:sz w:val="20"/>
+          <w:szCs w:val="20"/>
+          <w:lang w:eastAsia="fr-FR"/>
+        </w:rPr>
+        <w:t>Il me faut cependant valider une licence car le titre de niveau 6 que j’ai obtenu (bac + 3 / 4) n'est pas reconnu pour rentrer dans le cursus Master.</w:t>
+      </w:r>
+    </w:p>
+    <w:p>
+      <w:pPr>
+        <w:rPr>
+          <w:rFonts w:ascii="Arial" w:eastAsia="Times New Roman" w:hAnsi="Arial" w:cs="Arial"/>
+          <w:color w:val="222222"/>
+          <w:sz w:val="20"/>
+          <w:szCs w:val="20"/>
+          <w:lang w:eastAsia="fr-FR"/>
+        </w:rPr>
+      </w:pPr>
+      <w:r>
+        <w:rPr>
+          <w:rFonts w:ascii="Arial" w:eastAsia="Times New Roman" w:hAnsi="Arial" w:cs="Arial"/>
+          <w:color w:val="222222"/>
+          <w:sz w:val="20"/>
+          <w:szCs w:val="20"/>
+          <w:lang w:eastAsia="fr-FR"/>
+        </w:rPr>
+        <w:t>Je cherche alors une alternance pour préparer la licence C3I.</w:t>
+      </w:r>
+    </w:p>
+    <w:p>
+      <w:pPr>
+        <w:rPr>
+          <w:rFonts w:ascii="Arial" w:eastAsia="Times New Roman" w:hAnsi="Arial" w:cs="Arial"/>
+          <w:color w:val="222222"/>
+          <w:sz w:val="20"/>
+          <w:szCs w:val="20"/>
+          <w:lang w:eastAsia="fr-FR"/>
+        </w:rPr>
+      </w:pPr>
+      <w:r>
+        <w:rPr>
+          <w:rFonts w:ascii="Arial" w:eastAsia="Times New Roman" w:hAnsi="Arial" w:cs="Arial"/>
+          <w:color w:val="222222"/>
+          <w:sz w:val="20"/>
+          <w:szCs w:val="20"/>
+          <w:lang w:eastAsia="fr-FR"/>
+        </w:rPr>
+        <w:t>L'entrée en formation est validée mais malheureusement je ne trouve pas d'entreprise en 2024.</w:t>
+      </w:r>
+    </w:p>
+    <w:p>
+      <w:pPr>
+        <w:rPr>
+          <w:rFonts w:ascii="Arial" w:eastAsia="Times New Roman" w:hAnsi="Arial" w:cs="Arial"/>
+          <w:color w:val="222222"/>
+          <w:sz w:val="20"/>
+          <w:szCs w:val="20"/>
+          <w:lang w:eastAsia="fr-FR"/>
+        </w:rPr>
+      </w:pPr>
+      <w:r>
+        <w:rPr>
+          <w:rFonts w:ascii="Arial" w:eastAsia="Times New Roman" w:hAnsi="Arial" w:cs="Arial"/>
+          <w:color w:val="222222"/>
+          <w:sz w:val="20"/>
+          <w:szCs w:val="20"/>
+          <w:lang w:eastAsia="fr-FR"/>
+        </w:rPr>
+        <w:t>Après plus de 100 candidatures, les réponses négatives que j'obtiens me laissent entendre qu’une alternance pour un master serait possible mais qu'il n'y a pas de recrutement niveau licence.</w:t>
+      </w:r>
+    </w:p>
+    <w:p>
+      <w:pPr>
+        <w:rPr>
+          <w:rFonts w:ascii="Arial" w:eastAsia="Times New Roman" w:hAnsi="Arial" w:cs="Arial"/>
+          <w:color w:val="222222"/>
+          <w:sz w:val="20"/>
+          <w:szCs w:val="20"/>
+          <w:lang w:eastAsia="fr-FR"/>
+        </w:rPr>
+      </w:pPr>
+      <w:r>
+        <w:rPr>
+          <w:rFonts w:ascii="Arial" w:eastAsia="Times New Roman" w:hAnsi="Arial" w:cs="Arial"/>
+          <w:color w:val="222222"/>
+          <w:sz w:val="20"/>
+          <w:szCs w:val="20"/>
+          <w:lang w:eastAsia="fr-FR"/>
+        </w:rPr>
+        <w:t xml:space="preserve">Par ailleurs, lors d’un entretien, le recruteur me conseille de parfaire ma prosodie en anglais. (J’ai un niveau d'anglais honorable TOIEC 835 sur 1000 </w:t>
+      </w:r>
+      <w:proofErr w:type="gramStart"/>
+      <w:r>
+        <w:rPr>
+          <w:rFonts w:ascii="Arial" w:eastAsia="Times New Roman" w:hAnsi="Arial" w:cs="Arial"/>
+          <w:color w:val="222222"/>
+          <w:sz w:val="20"/>
+          <w:szCs w:val="20"/>
+          <w:lang w:eastAsia="fr-FR"/>
+        </w:rPr>
+        <w:t>niveau</w:t>
+      </w:r>
+      <w:proofErr w:type="gramEnd"/>
+      <w:r>
+        <w:rPr>
+          <w:rFonts w:ascii="Arial" w:eastAsia="Times New Roman" w:hAnsi="Arial" w:cs="Arial"/>
+          <w:color w:val="222222"/>
+          <w:sz w:val="20"/>
+          <w:szCs w:val="20"/>
+          <w:lang w:eastAsia="fr-FR"/>
+        </w:rPr>
+        <w:t xml:space="preserve"> B2/C1), j'en prends note et pour mettre toutes les chances de mon côté, je m’inscris individuellement dans une formation Wall Street English de 8 mois </w:t>
+      </w:r>
+      <w:proofErr w:type="gramStart"/>
+      <w:r>
+        <w:rPr>
+          <w:rFonts w:ascii="Arial" w:eastAsia="Times New Roman" w:hAnsi="Arial" w:cs="Arial"/>
+          <w:color w:val="222222"/>
+          <w:sz w:val="20"/>
+          <w:szCs w:val="20"/>
+          <w:lang w:eastAsia="fr-FR"/>
+        </w:rPr>
+        <w:t>actuellement en cours</w:t>
+      </w:r>
+      <w:proofErr w:type="gramEnd"/>
+      <w:r>
+        <w:rPr>
+          <w:rFonts w:ascii="Arial" w:eastAsia="Times New Roman" w:hAnsi="Arial" w:cs="Arial"/>
+          <w:color w:val="222222"/>
+          <w:sz w:val="20"/>
+          <w:szCs w:val="20"/>
+          <w:lang w:eastAsia="fr-FR"/>
+        </w:rPr>
+        <w:t>.</w:t>
+      </w:r>
+    </w:p>
+    <w:p>
+      <w:pPr>
+        <w:rPr>
+          <w:rFonts w:ascii="Arial" w:eastAsia="Times New Roman" w:hAnsi="Arial" w:cs="Arial"/>
+          <w:color w:val="222222"/>
+          <w:sz w:val="20"/>
+          <w:szCs w:val="20"/>
+          <w:lang w:eastAsia="fr-FR"/>
+        </w:rPr>
+      </w:pPr>
+      <w:r>
+        <w:rPr>
+          <w:rFonts w:ascii="Arial" w:eastAsia="Times New Roman" w:hAnsi="Arial" w:cs="Arial"/>
+          <w:color w:val="222222"/>
+          <w:sz w:val="20"/>
+          <w:szCs w:val="20"/>
+          <w:lang w:eastAsia="fr-FR"/>
+        </w:rPr>
+        <w:t>N'ayant pas trouvé de contrat d’apprentissage, j’autofinance l'année en licence pour ne pas interrompre mon parcours, très motivé pour poursuivre et m'investir dans cette voie professionnelle.</w:t>
+      </w:r>
+    </w:p>
+    <w:p>
+      <w:pPr>
+        <w:rPr>
+          <w:rFonts w:ascii="Arial" w:eastAsia="Times New Roman" w:hAnsi="Arial" w:cs="Arial"/>
+          <w:color w:val="222222"/>
+          <w:sz w:val="20"/>
+          <w:szCs w:val="20"/>
+          <w:lang w:eastAsia="fr-FR"/>
+        </w:rPr>
+      </w:pPr>
+      <w:r>
+        <w:rPr>
+          <w:rFonts w:ascii="Arial" w:eastAsia="Times New Roman" w:hAnsi="Arial" w:cs="Arial"/>
+          <w:color w:val="222222"/>
+          <w:sz w:val="20"/>
+          <w:szCs w:val="20"/>
+          <w:lang w:eastAsia="fr-FR"/>
+        </w:rPr>
+        <w:t>A présent, à nouveau à la recherche d'une alternance, cette fois pour le titre de concepteur d'intégrateur d'infrastructure informatique niveau C3I dans une formation dispensée par l’OFA AMIO en partenariat avec le CNAM (anciennement AMIO PEI 2iSA SESAME), je ne peux croire que personne ne me donnera une chance de montrer mes capacités, mon sérieux, ma volonté sans faille et ma fiabilité.</w:t>
+      </w:r>
+    </w:p>
+    <w:p>
+      <w:pPr>
+        <w:rPr>
+          <w:rFonts w:ascii="Arial" w:eastAsia="Times New Roman" w:hAnsi="Arial" w:cs="Arial"/>
+          <w:color w:val="222222"/>
+          <w:sz w:val="20"/>
+          <w:szCs w:val="20"/>
+          <w:lang w:eastAsia="fr-FR"/>
+        </w:rPr>
+      </w:pPr>
+      <w:r>
+        <w:rPr>
+          <w:rFonts w:ascii="Arial" w:eastAsia="Times New Roman" w:hAnsi="Arial" w:cs="Arial"/>
+          <w:color w:val="222222"/>
+          <w:sz w:val="20"/>
+          <w:szCs w:val="20"/>
+          <w:lang w:eastAsia="fr-FR"/>
+        </w:rPr>
+        <w:t>J’ai certes 35 ans mais les 11 ans que je viens de passer à me reconstruire, s'ils ne sont pas une expérience professionnelle, sont le témoin d'une expérience de vie peu commune et démontrent à la fois ma force de caractère, ma volonté de m'en sortir et ma maturité.</w:t>
+      </w:r>
+    </w:p>
+    <w:p>
+      <w:pPr>
+        <w:rPr>
+          <w:rFonts w:ascii="Arial" w:eastAsia="Times New Roman" w:hAnsi="Arial" w:cs="Arial"/>
+          <w:color w:val="222222"/>
+          <w:sz w:val="20"/>
+          <w:szCs w:val="20"/>
+          <w:lang w:eastAsia="fr-FR"/>
+        </w:rPr>
+      </w:pPr>
+      <w:r>
+        <w:rPr>
+          <w:rFonts w:ascii="Arial" w:eastAsia="Times New Roman" w:hAnsi="Arial" w:cs="Arial"/>
+          <w:color w:val="222222"/>
+          <w:sz w:val="20"/>
+          <w:szCs w:val="20"/>
+          <w:lang w:eastAsia="fr-FR"/>
+        </w:rPr>
+        <w:t>Je sais que je peux être un atout pour l'entreprise qui me donnera une chance, encore faut-il qu'on m’entrouvre la porte.</w:t>
+      </w:r>
+    </w:p>
+    <w:p>
+      <w:pPr>
+        <w:rPr>
+          <w:rFonts w:ascii="Arial" w:eastAsia="Times New Roman" w:hAnsi="Arial" w:cs="Arial"/>
+          <w:color w:val="222222"/>
+          <w:sz w:val="20"/>
+          <w:szCs w:val="20"/>
+          <w:lang w:eastAsia="fr-FR"/>
+        </w:rPr>
+      </w:pPr>
+      <w:r>
+        <w:rPr>
+          <w:rFonts w:ascii="Arial" w:eastAsia="Times New Roman" w:hAnsi="Arial" w:cs="Arial"/>
+          <w:color w:val="222222"/>
+          <w:sz w:val="20"/>
+          <w:szCs w:val="20"/>
+          <w:lang w:eastAsia="fr-FR"/>
+        </w:rPr>
+        <w:t>En espérant que ce long courrier aura pu attirer votre attention et vous donner envie de me rencontrer afin que je puisse vous convaincre de m'accompagner dans la poursuite de mon parcours et de me permettre de m'investir avec vos équipes dans un projet professionnel comme je l'ai fait dans mon projet de vie.</w:t>
+      </w:r>
+    </w:p>
+    <w:p>
+      <w:pPr>
+        <w:rPr>
+          <w:rFonts w:ascii="Arial" w:eastAsia="Times New Roman" w:hAnsi="Arial" w:cs="Arial"/>
+          <w:color w:val="222222"/>
+          <w:sz w:val="20"/>
+          <w:szCs w:val="20"/>
+          <w:lang w:eastAsia="fr-FR"/>
+        </w:rPr>
+      </w:pPr>
+      <w:r>
+        <w:rPr>
+          <w:rFonts w:ascii="Arial" w:eastAsia="Times New Roman" w:hAnsi="Arial" w:cs="Arial"/>
+          <w:color w:val="222222"/>
+          <w:sz w:val="20"/>
+          <w:szCs w:val="20"/>
+          <w:lang w:eastAsia="fr-FR"/>
+        </w:rPr>
+        <w:t>Je vous remercie d’avoir pris la peine de me lire et reste à votre disposition pour échanger et construire une future collaboration. Sincères salutations.</w:t>
       </w:r>
     </w:p>
     <w:p/>
@@ -1363,7 +1219,7 @@
 </file>
 
 <file path=word/styles.xml><?xml version="1.0" encoding="utf-8"?>
-<w:styles xmlns:mc="http://schemas.openxmlformats.org/markup-compatibility/2006" xmlns:r="http://schemas.openxmlformats.org/officeDocument/2006/relationships" xmlns:w="http://schemas.openxmlformats.org/wordprocessingml/2006/main" xmlns:w14="http://schemas.microsoft.com/office/word/2010/wordml" xmlns:w15="http://schemas.microsoft.com/office/word/2012/wordml" xmlns:w16cex="http://schemas.microsoft.com/office/word/2018/wordml/cex" xmlns:w16cid="http://schemas.microsoft.com/office/word/2016/wordml/cid" xmlns:w16="http://schemas.microsoft.com/office/word/2018/wordml" xmlns:w16du="http://schemas.microsoft.com/office/word/2023/wordml/word16du" xmlns:w16sdtdh="http://schemas.microsoft.com/office/word/2020/wordml/sdtdatahash" xmlns:w16se="http://schemas.microsoft.com/office/word/2015/wordml/symex" mc:Ignorable="w14 w15 w16se w16cid w16 w16cex w16sdtdh w16du">
+<w:styles xmlns:mc="http://schemas.openxmlformats.org/markup-compatibility/2006" xmlns:r="http://schemas.openxmlformats.org/officeDocument/2006/relationships" xmlns:w="http://schemas.openxmlformats.org/wordprocessingml/2006/main" xmlns:w14="http://schemas.microsoft.com/office/word/2010/wordml" xmlns:w15="http://schemas.microsoft.com/office/word/2012/wordml" xmlns:w16cex="http://schemas.microsoft.com/office/word/2018/wordml/cex" xmlns:w16cid="http://schemas.microsoft.com/office/word/2016/wordml/cid" xmlns:w16="http://schemas.microsoft.com/office/word/2018/wordml" xmlns:w16du="http://schemas.microsoft.com/office/word/2023/wordml/word16du" xmlns:w16sdtdh="http://schemas.microsoft.com/office/word/2020/wordml/sdtdatahash" xmlns:w16sdtfl="http://schemas.microsoft.com/office/word/2024/wordml/sdtformatlock" xmlns:w16se="http://schemas.microsoft.com/office/word/2015/wordml/symex" mc:Ignorable="w14 w15 w16se w16cid w16 w16cex w16sdtdh w16sdtfl w16du">
   <w:docDefaults>
     <w:rPrDefault>
       <w:rPr>

--- a/motivation_TORRENTI_Sylvain.docx
+++ b/motivation_TORRENTI_Sylvain.docx
@@ -8,7 +8,7 @@
           <w:b/>
           <w:bCs/>
         </w:rPr>
-        <w:t>Objet : Candidature spontanée pour une alternance – Formation C3I (RNCP38461)</w:t>
+        <w:t>Objet : Candidature pour une alternance – Formation C3I (RNCP38461)</w:t>
       </w:r>
     </w:p>
     <w:p>
@@ -33,23 +33,7 @@
     </w:p>
     <w:p>
       <w:r>
-        <w:t xml:space="preserve">Aujourd’hui étudiant en licence d’ingénierie informatique (financée par mes soins), je souhaite mettre en pratique mes compétences en développement </w:t>
-      </w:r>
-      <w:proofErr w:type="spellStart"/>
-      <w:r>
-        <w:t>full-stack</w:t>
-      </w:r>
-      <w:proofErr w:type="spellEnd"/>
-      <w:r>
-        <w:t xml:space="preserve">, en conception logicielle et en gestion de bases de données (SQL/NoSQL). Je maîtrise plusieurs langages (C#, Java, PHP, JavaScript) et </w:t>
-      </w:r>
-      <w:proofErr w:type="spellStart"/>
-      <w:r>
-        <w:t>frameworks</w:t>
-      </w:r>
-      <w:proofErr w:type="spellEnd"/>
-      <w:r>
-        <w:t xml:space="preserve"> (.NET, Laravel, CodeIgniter, Bootstrap), et je continue à me perfectionner dans les architectures logicielles complexes.</w:t>
+        <w:t>Aujourd’hui étudiant en licence d’ingénierie informatique (financée par mes soins), je souhaite mettre en pratique mes compétences en développement full-stack, en conception logicielle et en gestion de bases de données (SQL/NoSQL). Je maîtrise plusieurs langages (C#, Java, PHP, JavaScript) et frameworks (.NET, Laravel, CodeIgniter, Bootstrap), et je continue à me perfectionner dans les architectures logicielles complexes.</w:t>
       </w:r>
     </w:p>
     <w:p>
@@ -680,6 +664,7 @@
   <w:style w:type="character" w:default="1" w:styleId="Policepardfaut">
     <w:name w:val="Default Paragraph Font"/>
     <w:uiPriority w:val="1"/>
+    <w:semiHidden/>
     <w:unhideWhenUsed/>
   </w:style>
   <w:style w:type="table" w:default="1" w:styleId="TableauNormal">
